--- a/docs/prd-docx-v2/用户端App/帖子详情.docx
+++ b/docs/prd-docx-v2/用户端App/帖子详情.docx
@@ -1614,7 +1614,7 @@
                 <w:rFonts w:ascii="宋体" w:hAnsi="宋体" w:eastAsia="宋体"/>
                 <w:sz w:val="21"/>
               </w:rPr>
-              <w:t>`mobile-app.js` / `mock-data.js`</w:t>
+              <w:t>`mobile-app.js` / `原型数据`</w:t>
             </w:r>
           </w:p>
         </w:tc>
@@ -1658,7 +1658,7 @@
                 <w:rFonts w:ascii="宋体" w:hAnsi="宋体" w:eastAsia="宋体"/>
                 <w:sz w:val="21"/>
               </w:rPr>
-              <w:t>`mock-data.js`</w:t>
+              <w:t>原型数据</w:t>
             </w:r>
           </w:p>
         </w:tc>
@@ -1688,7 +1688,7 @@
                 <w:rFonts w:ascii="宋体" w:hAnsi="宋体" w:eastAsia="宋体"/>
                 <w:sz w:val="21"/>
               </w:rPr>
-              <w:t>`mockTopicEngage:${topicKey}`（`localStorage`）</w:t>
+              <w:t>`mockTopicEngage:${topicKey}`（`浏览器本地缓存`）</w:t>
             </w:r>
           </w:p>
         </w:tc>
@@ -1732,7 +1732,7 @@
                 <w:rFonts w:ascii="宋体" w:hAnsi="宋体" w:eastAsia="宋体"/>
                 <w:sz w:val="21"/>
               </w:rPr>
-              <w:t>`mockTopicReplies:${topicKey}`（`localStorage`）</w:t>
+              <w:t>`mockTopicReplies:${topicKey}`（`浏览器本地缓存`）</w:t>
             </w:r>
           </w:p>
         </w:tc>
@@ -1776,7 +1776,7 @@
                 <w:rFonts w:ascii="宋体" w:hAnsi="宋体" w:eastAsia="宋体"/>
                 <w:sz w:val="21"/>
               </w:rPr>
-              <w:t>`window.MockData.products`</w:t>
+              <w:t>业务数据</w:t>
             </w:r>
           </w:p>
         </w:tc>
@@ -1790,7 +1790,7 @@
                 <w:rFonts w:ascii="宋体" w:hAnsi="宋体" w:eastAsia="宋体"/>
                 <w:sz w:val="21"/>
               </w:rPr>
-              <w:t>`mock-data.js`</w:t>
+              <w:t>原型数据</w:t>
             </w:r>
           </w:p>
         </w:tc>
@@ -2122,7 +2122,7 @@
           <w:rFonts w:ascii="宋体" w:hAnsi="宋体" w:eastAsia="宋体"/>
           <w:sz w:val="21"/>
         </w:rPr>
-        <w:t>- 帖子头部下方提供互动按钮栏：「赞」「藏」「分享」。 - 点赞按钮显示当前点赞数，点击后切换点赞状态并更新计数。 - 收藏按钮显示当前收藏数，点击后切换收藏状态并更新计数。 - 点赞/收藏状态保存在 `localStorage`（`mockTopicEngage:${topicKey}`）。</w:t>
+        <w:t>- 帖子头部下方提供互动按钮栏：「赞」「藏」「分享」。 - 点赞按钮显示当前点赞数，点击后切换点赞状态并更新计数。 - 收藏按钮显示当前收藏数，点击后切换收藏状态并更新计数。 - 点赞/收藏状态保存在 `浏览器本地缓存`（`mockTopicEngage:${topicKey}`）。</w:t>
       </w:r>
     </w:p>
     <w:p>
@@ -2598,7 +2598,7 @@
           <w:rFonts w:ascii="宋体" w:hAnsi="宋体" w:eastAsia="宋体"/>
           <w:sz w:val="21"/>
         </w:rPr>
-        <w:t>- 评论区域下方提供回复输入区，包含多行文本输入框（`textarea`）。 - 提供「清空」和「发布回复」两个按钮。 - 输入内容后点击「发布回复」，评论即时追加到评论列表顶部。 - 发布成功后显示反馈提示：「回复已发布，已同步到帖子互动区。」 - 用户发布的评论保存在 `localStorage`（`mockTopicReplies:${topicKey}`）。</w:t>
+        <w:t>- 评论区域下方提供回复输入区，包含多行文本输入框（`textarea`）。 - 提供「清空」和「发布回复」两个按钮。 - 输入内容后点击「发布回复」，评论即时追加到评论列表顶部。 - 发布成功后显示反馈提示：「回复已发布，已同步到帖子互动区。」 - 用户发布的评论保存在 `浏览器本地缓存`（`mockTopicReplies:${topicKey}`）。</w:t>
       </w:r>
     </w:p>
     <w:p>
@@ -2640,7 +2640,7 @@
           <w:rFonts w:ascii="宋体" w:hAnsi="宋体" w:eastAsia="宋体"/>
           <w:sz w:val="21"/>
         </w:rPr>
-        <w:t>- 内嵌详情中通过 `renderUserForumReplyForm()` 和 `handleUserForumReplySubmit()` 实现回复。  ---</w:t>
+        <w:t>- 内嵌详情中通过 `页面渲染` 和 `handleUserForumReplySubmit()` 实现回复。  ---</w:t>
       </w:r>
     </w:p>
     <w:p>
@@ -2738,7 +2738,7 @@
           <w:rFonts w:ascii="宋体" w:hAnsi="宋体" w:eastAsia="宋体"/>
           <w:sz w:val="21"/>
         </w:rPr>
-        <w:t>- `localStorage` 中对应评论状态更新为 `deleted`，评论总数相应减少。</w:t>
+        <w:t>- `浏览器本地缓存` 中对应评论状态更新为 `deleted`，评论总数相应减少。</w:t>
       </w:r>
     </w:p>
     <w:p>
